--- a/reports/FCX_long_term_deep_dive_2026-09-15.docx
+++ b/reports/FCX_long_term_deep_dive_2026-09-15.docx
@@ -37,7 +37,7 @@
           <w:color w:val="595959"/>
           <w:sz w:val="20"/>
         </w:rPr>
-        <w:t>Track: A-MN (Mining &amp; Metals)  |  Price at production: $69.24  |  Date: 2026-09-15</w:t>
+        <w:t>Track: A-MN (Mining &amp; Metals)  |  Price at production: $69.24  |  Date: 2026-09-15  |  Rev. 2 — Recent Context rewritten per absolute+% rule</w:t>
       </w:r>
     </w:p>
     <w:p/>
@@ -302,7 +302,7 @@
         <w:rPr>
           <w:sz w:val="20"/>
         </w:rPr>
-        <w:t>Adjusted EPS $0.74 vs $0.62 consensus; revenue $7.03B vs $6.47B consensus — clear beat, driven by a record realized copper price of $6.17/lb (+36% YoY).</w:t>
+        <w:t>Revenue: $7.03B, above the $6.47B consensus (+8.7% vs estimate). Adjusted EPS: $0.74, above the $0.62 consensus (+19.4% vs estimate).</w:t>
       </w:r>
     </w:p>
     <w:p>
@@ -313,7 +313,7 @@
         <w:rPr>
           <w:sz w:val="20"/>
         </w:rPr>
-        <w:t>Grasberg (Indonesia): production rate doubled in the quarter, from 34,000 to 69,000 metric tons/day, recovering from a fatal 2025 accident.</w:t>
+        <w:t>Realized copper price: $6.17/lb, up from an implied ~$4.54/lb a year earlier (+36% YoY) — a record level.</w:t>
       </w:r>
     </w:p>
     <w:p>
@@ -324,7 +324,51 @@
         <w:rPr>
           <w:sz w:val="20"/>
         </w:rPr>
-        <w:t>Guidance: Grasberg district ~65% of capacity in 2H 2026, 80% by mid-2027, full capacity only by year-end 2027. 2026 unit cash cost guided at $1.90/lb.</w:t>
+        <w:t>Unit net cash cost: $1.97/lb in Q2 2026, up from an implied ~$1.13/lb in Q2 2025 (+74% YoY, Q2-vs-Q2 window). This quarterly spike reflects fixed-cost under-absorption from the Grasberg-driven volume drop, not a like-for-like annual run rate — see the full-year figure below, which is materially smaller.</w:t>
+      </w:r>
+    </w:p>
+    <w:p>
+      <w:pPr>
+        <w:pStyle w:val="ListBullet"/>
+      </w:pPr>
+      <w:r>
+        <w:rPr>
+          <w:sz w:val="20"/>
+        </w:rPr>
+        <w:t>Full-year 2026 unit cash cost guidance: $1.90/lb, up from $1.65/lb in full-year 2025 (+15.2% YoY, full-year-average window) — a much smaller increase than the Q2-only comparison, because it dilutes the Q2 spike across quarters with more normal production.</w:t>
+      </w:r>
+    </w:p>
+    <w:p>
+      <w:pPr>
+        <w:pStyle w:val="ListBullet"/>
+      </w:pPr>
+      <w:r>
+        <w:rPr>
+          <w:sz w:val="20"/>
+        </w:rPr>
+        <w:t>Approximate margin per pound implied by the above: ~$4.20/lb in Q2 2026 vs an implied ~$3.40/lb in Q2 2025 — margin per pound actually improved YoY, because the copper price rose faster than the cost did, even in the worst quarter for cost inflation. The real forward risk is what happens if the copper price normalizes down from today's record level while the cost base (partly energy-driven) stays structurally elevated — not a same-quarter margin problem today.</w:t>
+      </w:r>
+    </w:p>
+    <w:p>
+      <w:pPr>
+        <w:pStyle w:val="ListBullet"/>
+      </w:pPr>
+      <w:r>
+        <w:rPr>
+          <w:sz w:val="20"/>
+        </w:rPr>
+        <w:t>Copper sales volumes: 710 million lbs in Q2 2026, down from an implied ~1,014 million lbs in Q2 2025 (-30% YoY) — the Grasberg mud-rush disruption's direct volume impact. Q3 2026 volumes are projected at 750 million lbs, down from an implied ~974 million lbs in Q3 2025 (-23% YoY) — a sequential improvement from Q2 (710M -&gt; 750M lbs, +5.6% QoQ) but still well below prior-year levels.</w:t>
+      </w:r>
+    </w:p>
+    <w:p>
+      <w:pPr>
+        <w:pStyle w:val="ListBullet"/>
+      </w:pPr>
+      <w:r>
+        <w:rPr>
+          <w:sz w:val="20"/>
+        </w:rPr>
+        <w:t>Grasberg (Indonesia): production rate doubled within the quarter, from 34,000 to 69,000 metric tons/day (+103% intra-quarter). Guidance: Grasberg district ~65% of capacity in 2H 2026 (up from an estimated ~50% currently), 80% by mid-2027, full capacity only by year-end 2027 per FCX corporate — though PT Freeport Indonesia's local management has separately flagged a possible slip to early 2028, a dispute not yet resolved as of this report.</w:t>
       </w:r>
     </w:p>
     <w:p>
@@ -346,7 +390,7 @@
         <w:rPr>
           <w:sz w:val="20"/>
         </w:rPr>
-        <w:t>Stock fell 8% on Sept 10, 2026 after the White House left copper tariff plans undecided, reversing part of copper's record rally (futures had hit an all-time high of $6.89/lb before pulling back over 4%). FCX is the most copper-levered US producer, so it moves furthest in both directions.</w:t>
+        <w:t>Stock fell 8% on Sept 10, 2026 (from an intraday level near $76 toward $69-70) after the White House left copper tariff plans undecided, reversing part of copper's record rally — futures had reached an all-time high of $6.89/lb before pulling back over 4% in the same session.</w:t>
       </w:r>
     </w:p>
     <w:p>
@@ -357,7 +401,7 @@
         <w:rPr>
           <w:sz w:val="20"/>
         </w:rPr>
-        <w:t>Despite the pullback, the stock remains +40% year-to-date.</w:t>
+        <w:t>Despite the pullback, the stock remains +40% year-to-date (i.e., roughly +40% from its price at the start of 2026 to today).</w:t>
       </w:r>
     </w:p>
     <w:p>
@@ -368,7 +412,7 @@
         <w:rPr>
           <w:sz w:val="20"/>
         </w:rPr>
-        <w:t>Analyst consensus: 25 analysts, average target $70.27, wide range $30-$81 (Barclays/UBS/Deutsche Bank bullish $72-77; Bernstein bearish $47).</w:t>
+        <w:t>Analyst consensus: 25 analysts, average target $70.27 (essentially at today's $69.24 price, +1.5% implied upside on consensus alone) — wide range $30-$81. Barclays/UBS/Deutsche Bank bullish ($72-77, i.e. +4% to +11% above today's price); Bernstein bearish ($47, i.e. -32% below today's price).</w:t>
       </w:r>
     </w:p>
     <w:p>
@@ -379,7 +423,7 @@
         <w:rPr>
           <w:sz w:val="20"/>
         </w:rPr>
-        <w:t>FY2026 revenue estimate was cut from $30.0B to $28.0B and EPS from $2.81 to $2.32 despite the Grasberg recovery narrative.</w:t>
+        <w:t>FY2026 revenue estimate was cut from $30.0B to $28.0B (-6.7%) and EPS from $2.81 to $2.32 (-17.4%) despite the Grasberg recovery narrative — a real downward revision to reconcile against the recovery story.</w:t>
       </w:r>
     </w:p>
     <w:p/>
@@ -391,7 +435,7 @@
           <w:color w:val="808080"/>
           <w:sz w:val="17"/>
         </w:rPr>
-        <w:t>Sources: Yahoo Finance/Reuters (Q2 earnings), Benzinga, 247wallst, ad-hoc-news (Sept 2026 tariff-driven selloff), TIKR/consensus aggregators (analyst targets).</w:t>
+        <w:t>Sources: Yahoo Finance/Reuters (Q2 earnings), Benzinga, 247wallst, ad-hoc-news (Sept 2026 tariff-driven selloff), TIKR/consensus aggregators (analyst targets). Prior-year absolute figures (Q2/Q3 2025 price, cost, volume) are derived from the stated % changes, not independently sourced — flagged as estimates, not confirmed reported figures.</w:t>
       </w:r>
     </w:p>
     <w:p>
@@ -1142,6 +1186,16 @@
         <w:t>A genuine, honestly-flagged tension: FCX has the best ROIC-WACC spread of the group, yet the largest relative DCF-to-price gap. Two legitimate readings, and this report does not force a pick between them: (1) a linear "revenue growth + margin" DCF understates a commodity producer's operating leverage — with largely fixed costs, FCX's earnings move more than proportionally with the copper price, a convexity a straight-line model captures poorly; or (2) the price is genuinely pricing a structurally higher copper price path (electrification + AI data centers) than these scenarios assume. The average analyst target ($70.27) sitting almost exactly at the current price, while the internal DCF sits far lower, confirms the market is paying for the cycle holding, not for organic business growth.</w:t>
       </w:r>
     </w:p>
+    <w:p>
+      <w:r>
+        <w:rPr>
+          <w:b w:val="0"/>
+          <w:i w:val="0"/>
+          <w:sz w:val="20"/>
+        </w:rPr>
+        <w:t>Sensitivity update: the margin-per-pound analysis in Section 0 sharpens this further. Today's healthy margin per pound (~$4.20/lb) depends on copper staying near its current record price even as unit costs climb on structurally higher energy input costs. A scenario where volumes recover (per the Grasberg schedule) but copper normalizes down from today's record level, while costs stay elevated, was modelled separately: it pushes the Base-case value per share to approximately $17 (vs the $28.19 Base case above), which widens the gap to price rather than closing it.</w:t>
+      </w:r>
+    </w:p>
     <w:p/>
     <w:p>
       <w:pPr>
@@ -1183,7 +1237,7 @@
         <w:rPr>
           <w:sz w:val="20"/>
         </w:rPr>
-        <w:t>#12 near-term outlook is entirely tied to the Grasberg restoration timeline (through end-2027) — an operational, trackable event, not a market one.</w:t>
+        <w:t>#12 near-term outlook is entirely tied to the Grasberg restoration timeline (through end-2027, or early 2028 per the unresolved PT-FI/corporate dispute) — an operational, trackable event, not a market one.</w:t>
       </w:r>
     </w:p>
     <w:p>
@@ -1356,7 +1410,7 @@
               <w:rPr>
                 <w:sz w:val="17"/>
               </w:rPr>
-              <w:t>Very strong historically (+40% YTD) but just broke (-9% in the last week)</w:t>
+              <w:t>Very strong historically (+40% YTD) but just broke (-9% around Sept 10, 2026)</w:t>
             </w:r>
           </w:p>
         </w:tc>
@@ -3900,7 +3954,7 @@
               <w:rPr>
                 <w:sz w:val="17"/>
               </w:rPr>
-              <w:t>Grasberg failing to reach 80% capacity by mid-2027 as guided, or ROIC falling below 15% (a threshold never broken in 4 years)</w:t>
+              <w:t>Grasberg failing to reach 80% capacity by mid-2027 as guided, or ROIC falling below 15% (a threshold never broken in 4 years), or unit cash cost staying above $1.90/lb full-year average even after Grasberg reaches full capacity (signal that the cost issue is structural/energy-driven, not just volume-driven)</w:t>
             </w:r>
           </w:p>
         </w:tc>
@@ -3925,7 +3979,7 @@
           <w:i w:val="0"/>
           <w:sz w:val="20"/>
         </w:rPr>
-        <w:t>The best operating business of every name analyzed this session — ROIC above 15% in every one of the last four years, the strongest ROIC-WACC spread of the group — but bought at a price that not even the Bull DCF scenario justifies. The real question isn't whether FCX is a good company (it clearly is), it's whether today's price pays for a copper cycle that lasts forever, for a company whose own margins are already declining.</w:t>
+        <w:t>The best operating business of every name analyzed this session — ROIC above 15% in every one of the last four years, the strongest ROIC-WACC spread of the group — but bought at a price that not even the Bull DCF scenario justifies. Margin per pound is currently healthy (~$4.20/lb) only because copper's record price is outrunning a genuinely elevated and rising cost base (+15.2% YoY on a full-year basis, +74% YoY in the worst single quarter from fixed-cost under-absorption). The real question isn't whether FCX is a good company (it clearly is), it's whether today's price pays for a copper cycle that lasts forever, for a company whose own margins are already declining and whose costs are rising for reasons (energy prices) that may outlast the Grasberg recovery.</w:t>
       </w:r>
     </w:p>
     <w:p/>
@@ -3947,7 +4001,7 @@
           <w:i w:val="0"/>
           <w:sz w:val="20"/>
         </w:rPr>
-        <w:t>Concrete confirmation that Grasberg hits its stated capacity milestones (65% in 2H26, 80% by mid-2027), a price pullback toward the $28-53 range that would bring the MoS Gate into range, or evidence that the margin/ROIC decline has stopped, not just slowed.</w:t>
+        <w:t>Concrete confirmation that Grasberg hits its stated capacity milestones (65% in 2H26, 80% by mid-2027), a price pullback toward the $28-53 range that would bring the MoS Gate into range, or evidence that unit cash costs normalize back toward the $1.65/lb 2025 level once Grasberg volumes fully recover — which would confirm the cost spike was volume-driven and transitory rather than structural.</w:t>
       </w:r>
     </w:p>
     <w:p/>
